--- a/docs/上下文工具接入文档_新版.docx
+++ b/docs/上下文工具接入文档_新版.docx
@@ -2959,6 +2959,90 @@
           </w:p>
         </w:tc>
       </w:tr>
+      <w:tr>
+        <w:tc>
+          <w:tcPr>
+            <w:tcW w:type="dxa" w:w="1036"/>
+          </w:tcPr>
+          <w:p>
+            <w:r>
+              <w:t>必须支持</w:t>
+            </w:r>
+          </w:p>
+        </w:tc>
+        <w:tc>
+          <w:tcPr>
+            <w:tcW w:type="dxa" w:w="4968"/>
+          </w:tcPr>
+          <w:p>
+            <w:r>
+              <w:t>GET /context/repo-files</w:t>
+            </w:r>
+          </w:p>
+        </w:tc>
+        <w:tc>
+          <w:tcPr>
+            <w:tcW w:type="dxa" w:w="1809"/>
+          </w:tcPr>
+          <w:p>
+            <w:r>
+              <w:t>需要全量文件级扫描时调用</w:t>
+            </w:r>
+          </w:p>
+        </w:tc>
+        <w:tc>
+          <w:tcPr>
+            <w:tcW w:type="dxa" w:w="2771"/>
+          </w:tcPr>
+          <w:p>
+            <w:r>
+              <w:t>获取当前索引中的仓库文件路径清单</w:t>
+            </w:r>
+          </w:p>
+        </w:tc>
+      </w:tr>
+      <w:tr>
+        <w:tc>
+          <w:tcPr>
+            <w:tcW w:type="dxa" w:w="1036"/>
+          </w:tcPr>
+          <w:p>
+            <w:r>
+              <w:t>必须支持</w:t>
+            </w:r>
+          </w:p>
+        </w:tc>
+        <w:tc>
+          <w:tcPr>
+            <w:tcW w:type="dxa" w:w="4968"/>
+          </w:tcPr>
+          <w:p>
+            <w:r>
+              <w:t>GET /context/file-content</w:t>
+            </w:r>
+          </w:p>
+        </w:tc>
+        <w:tc>
+          <w:tcPr>
+            <w:tcW w:type="dxa" w:w="1809"/>
+          </w:tcPr>
+          <w:p>
+            <w:r>
+              <w:t>需要完整文件内容时调用</w:t>
+            </w:r>
+          </w:p>
+        </w:tc>
+        <w:tc>
+          <w:tcPr>
+            <w:tcW w:type="dxa" w:w="2771"/>
+          </w:tcPr>
+          <w:p>
+            <w:r>
+              <w:t>读取仓库内完整文件内容，供 ruff / pylint 等工具使用</w:t>
+            </w:r>
+          </w:p>
+        </w:tc>
+      </w:tr>
     </w:tbl>
     <w:p/>
     <w:p>
@@ -3069,11 +3153,7 @@
         <w:spacing w:after="40"/>
       </w:pPr>
       <w:r>
-        <w:rPr>
-          <w:rFonts w:eastAsia="微软雅黑"/>
-          <w:sz w:val="20"/>
-        </w:rPr>
-        <w:t>需要精确信息时，agent 再调用 file-snippet / node-detail / callers / callees。</w:t>
+        <w:t>需要全量文件级扫描时，agent 调用 repo-files 获取文件清单，再调用 file-content 读取完整文件；需要精确信息时，再调用 file-snippet / node-detail / callers / callees。</w:t>
       </w:r>
     </w:p>
     <w:p>
@@ -4286,6 +4366,90 @@
                 <w:sz w:val="17"/>
               </w:rPr>
               <w:t>accepted, feedback_id, next_action</w:t>
+            </w:r>
+          </w:p>
+        </w:tc>
+      </w:tr>
+      <w:tr>
+        <w:tc>
+          <w:tcPr>
+            <w:tcW w:type="dxa" w:w="3016"/>
+          </w:tcPr>
+          <w:p>
+            <w:r>
+              <w:t>GET /context/repo-files</w:t>
+            </w:r>
+          </w:p>
+        </w:tc>
+        <w:tc>
+          <w:tcPr>
+            <w:tcW w:type="dxa" w:w="1269"/>
+          </w:tcPr>
+          <w:p>
+            <w:r>
+              <w:t>Query</w:t>
+            </w:r>
+          </w:p>
+        </w:tc>
+        <w:tc>
+          <w:tcPr>
+            <w:tcW w:type="dxa" w:w="3381"/>
+          </w:tcPr>
+          <w:p>
+            <w:r>
+              <w:t>repo_id, include_tests, file_type</w:t>
+            </w:r>
+          </w:p>
+        </w:tc>
+        <w:tc>
+          <w:tcPr>
+            <w:tcW w:type="dxa" w:w="2918"/>
+          </w:tcPr>
+          <w:p>
+            <w:r>
+              <w:t>files, total</w:t>
+            </w:r>
+          </w:p>
+        </w:tc>
+      </w:tr>
+      <w:tr>
+        <w:tc>
+          <w:tcPr>
+            <w:tcW w:type="dxa" w:w="3016"/>
+          </w:tcPr>
+          <w:p>
+            <w:r>
+              <w:t>GET /context/file-content</w:t>
+            </w:r>
+          </w:p>
+        </w:tc>
+        <w:tc>
+          <w:tcPr>
+            <w:tcW w:type="dxa" w:w="1269"/>
+          </w:tcPr>
+          <w:p>
+            <w:r>
+              <w:t>Query</w:t>
+            </w:r>
+          </w:p>
+        </w:tc>
+        <w:tc>
+          <w:tcPr>
+            <w:tcW w:type="dxa" w:w="3381"/>
+          </w:tcPr>
+          <w:p>
+            <w:r>
+              <w:t>repo_id, file_path, task_id, review_dimension</w:t>
+            </w:r>
+          </w:p>
+        </w:tc>
+        <w:tc>
+          <w:tcPr>
+            <w:tcW w:type="dxa" w:w="2918"/>
+          </w:tcPr>
+          <w:p>
+            <w:r>
+              <w:t>content, source, line_count</w:t>
             </w:r>
           </w:p>
         </w:tc>
@@ -10902,10 +11066,40 @@
         <w:pStyle w:val="4"/>
       </w:pPr>
       <w:r>
-        <w:rPr>
-          <w:rFonts w:eastAsia="微软雅黑"/>
-        </w:rPr>
-        <w:t>5.6 源码片段工具：GET /context/file-snippet</w:t>
+        <w:t>5.6 仓库文件列表工具：GET /context/repo-files</w:t>
+      </w:r>
+    </w:p>
+    <w:p>
+      <w:r>
+        <w:t>作用：返回当前 repo_id 已索引的文件清单，供下游 agent 做全量文件级扫描调度，例如先拿文件路径，再逐个运行 ruff / pylint / bandit 或自定义规则。</w:t>
+      </w:r>
+    </w:p>
+    <w:p>
+      <w:r>
+        <w:t>GET /context/repo-files?repo_id=sample-repo&amp;include_tests=true</w:t>
+      </w:r>
+    </w:p>
+    <w:p>
+      <w:r>
+        <w:t>关键参数：repo_id 必填；include_tests 可选，默认 true；file_type 可选，例如 python。</w:t>
+      </w:r>
+    </w:p>
+    <w:p>
+      <w:r>
+        <w:t>返回重点：repo_id、total、files。files[] 包含 file_path、file_type、language、line_count、is_test。</w:t>
+      </w:r>
+    </w:p>
+    <w:p>
+      <w:r>
+        <w:t>示例返回：{"repo_id":"sample-repo","total":2,"files":[{"file_path":"app/api/auth.py","file_type":"python","language":"python","line_count":13,"is_test":false}]}</w:t>
+      </w:r>
+    </w:p>
+    <w:p>
+      <w:pPr>
+        <w:pStyle w:val="4"/>
+      </w:pPr>
+      <w:r>
+        <w:t>5.7 源码片段工具：GET /context/file-snippet</w:t>
       </w:r>
     </w:p>
     <w:p>
@@ -12225,10 +12419,40 @@
         <w:pStyle w:val="4"/>
       </w:pPr>
       <w:r>
-        <w:rPr>
-          <w:rFonts w:eastAsia="微软雅黑"/>
-        </w:rPr>
-        <w:t>5.7 符号详情工具：GET /context/node-detail</w:t>
+        <w:t>5.8 完整文件内容工具：GET /context/file-content</w:t>
+      </w:r>
+    </w:p>
+    <w:p>
+      <w:r>
+        <w:t>作用：读取仓库内某个文件的完整内容，适合下游 agent 对单文件运行静态检查工具，或者需要把完整文件交给更下游接口处理的场景。</w:t>
+      </w:r>
+    </w:p>
+    <w:p>
+      <w:r>
+        <w:t>GET /context/file-content?repo_id=sample-repo&amp;file_path=app/api/auth.py&amp;task_id=task_route_post_login&amp;review_dimension=security</w:t>
+      </w:r>
+    </w:p>
+    <w:p>
+      <w:r>
+        <w:t>关键参数：repo_id 和 file_path 必填；task_id、review_dimension 建议携带，用于 context_usage 和覆盖率统计。</w:t>
+      </w:r>
+    </w:p>
+    <w:p>
+      <w:r>
+        <w:t>返回重点：file_path、line_count、content、source。source 与 content 相同，用于兼容旧调用方。</w:t>
+      </w:r>
+    </w:p>
+    <w:p>
+      <w:r>
+        <w:t>约束：只能读取仓库内相对路径；../../secret.txt 这类路径穿越会被拒绝并返回 400；该接口会记录 get_file_content usage。</w:t>
+      </w:r>
+    </w:p>
+    <w:p>
+      <w:pPr>
+        <w:pStyle w:val="4"/>
+      </w:pPr>
+      <w:r>
+        <w:t>5.9 符号详情工具：GET /context/node-detail</w:t>
       </w:r>
     </w:p>
     <w:p>
@@ -13472,10 +13696,7 @@
         <w:pStyle w:val="4"/>
       </w:pPr>
       <w:r>
-        <w:rPr>
-          <w:rFonts w:eastAsia="微软雅黑"/>
-        </w:rPr>
-        <w:t>5.8 调用关系工具：GET /context/callees 与 GET /context/callers</w:t>
+        <w:t>5.10 调用关系工具：GET /context/callees 与 GET /context/callers</w:t>
       </w:r>
     </w:p>
     <w:p>
@@ -17145,6 +17366,28 @@
                 <w:sz w:val="17"/>
               </w:rPr>
               <w:t>用于区分固定评审维度，这四个选一个：security / function_logic / coding_style / requirement_consistency</w:t>
+            </w:r>
+          </w:p>
+        </w:tc>
+      </w:tr>
+      <w:tr>
+        <w:tc>
+          <w:tcPr>
+            <w:tcW w:type="dxa" w:w="2448"/>
+          </w:tcPr>
+          <w:p>
+            <w:r>
+              <w:t>file-content</w:t>
+            </w:r>
+          </w:p>
+        </w:tc>
+        <w:tc>
+          <w:tcPr>
+            <w:tcW w:type="dxa" w:w="7488"/>
+          </w:tcPr>
+          <w:p>
+            <w:r>
+              <w:t>用于记录完整文件读取覆盖率，建议携带 task_id 和 review_dimension</w:t>
             </w:r>
           </w:p>
         </w:tc>
@@ -18044,11 +18287,7 @@
     </w:p>
     <w:p>
       <w:r>
-        <w:rPr>
-          <w:rFonts w:eastAsia="微软雅黑"/>
-          <w:sz w:val="20"/>
-        </w:rPr>
-        <w:t>□ agent 支持按需调用 file-snippet、node-detail、callers、callees。</w:t>
+        <w:t>□ agent 支持按需调用 repo-files、file-content、file-snippet、node-detail、callers、callees。</w:t>
       </w:r>
     </w:p>
     <w:p>
@@ -18160,28 +18399,10 @@
             <w:shd w:val="clear" w:color="auto" w:fill="EAF2F8"/>
           </w:tcPr>
           <w:p>
-            <w:pPr>
-              <w:spacing w:after="40"/>
-            </w:pPr>
-            <w:r>
-              <w:rPr>
-                <w:rFonts w:eastAsia="微软雅黑"/>
-                <w:b/>
-                <w:sz w:val="21"/>
-              </w:rPr>
+            <w:r>
               <w:t>推荐调用顺序</w:t>
-            </w:r>
-          </w:p>
-          <w:p>
-            <w:pPr>
-              <w:spacing w:after="20"/>
-            </w:pPr>
-            <w:r>
-              <w:rPr>
-                <w:rFonts w:eastAsia="微软雅黑"/>
-                <w:sz w:val="19"/>
-              </w:rPr>
-              <w:t>/context/index → /context/tasks?repo_id={repo_id}&amp;review_dimension={review_dimension} → /context/task-package/{task_id} → /context/tasks/{task_id}/graph-slice → /context/related-context → file-snippet / node-detail / callers / callees → /context/task-feedback</w:t>
+              <w:br/>
+              <w:t>/context/index → /context/tasks?repo_id={repo_id}&amp;review_dimension={review_dimension} → /context/task-package/{task_id} → /context/tasks/{task_id}/graph-slice → /context/related-context → repo-files / file-content / file-snippet / node-detail / callers / callees → /context/task-feedback</w:t>
             </w:r>
           </w:p>
         </w:tc>
